--- a/pilande-wdd430-week2-assignment.docx
+++ b/pilande-wdd430-week2-assignment.docx
@@ -14,11 +14,10 @@
           <w:rPr>
             <w:rStyle w:val="Hyperlink"/>
           </w:rPr>
-          <w:t>https://github.com/Toginomi/wdd430/tree/master/week1-react-assignment</w:t>
+          <w:t>https://github.com/Toginomi/wdd430/tree/master/nextjs-dashboard</w:t>
         </w:r>
       </w:hyperlink>
     </w:p>
-    <w:p/>
     <w:p/>
     <w:p>
       <w:r>
@@ -31,10 +30,10 @@
           <w:noProof/>
         </w:rPr>
         <w:drawing>
-          <wp:inline distT="0" distB="0" distL="0" distR="0" wp14:anchorId="006C7EE6" wp14:editId="62C04EB5">
-            <wp:extent cx="5943600" cy="3341370"/>
+          <wp:inline distT="0" distB="0" distL="0" distR="0" wp14:anchorId="64FEFDB2" wp14:editId="5FE4BD48">
+            <wp:extent cx="5943600" cy="2803525"/>
             <wp:effectExtent l="0" t="0" r="0" b="0"/>
-            <wp:docPr id="1545695104" name="Picture 1"/>
+            <wp:docPr id="193409193" name="Picture 1"/>
             <wp:cNvGraphicFramePr>
               <a:graphicFrameLocks xmlns:a="http://schemas.openxmlformats.org/drawingml/2006/main" noChangeAspect="1"/>
             </wp:cNvGraphicFramePr>
@@ -42,7 +41,7 @@
               <a:graphicData uri="http://schemas.openxmlformats.org/drawingml/2006/picture">
                 <pic:pic xmlns:pic="http://schemas.openxmlformats.org/drawingml/2006/picture">
                   <pic:nvPicPr>
-                    <pic:cNvPr id="1545695104" name=""/>
+                    <pic:cNvPr id="193409193" name=""/>
                     <pic:cNvPicPr/>
                   </pic:nvPicPr>
                   <pic:blipFill>
@@ -54,7 +53,7 @@
                   <pic:spPr>
                     <a:xfrm>
                       <a:off x="0" y="0"/>
-                      <a:ext cx="5943600" cy="3341370"/>
+                      <a:ext cx="5943600" cy="2803525"/>
                     </a:xfrm>
                     <a:prstGeom prst="rect">
                       <a:avLst/>
